--- a/docs/paper/submission/title_page.docx
+++ b/docs/paper/submission/title_page.docx
@@ -2,13 +2,13 @@
 <file path=word/document.xml><?xml version="1.0" encoding="utf-8"?>
 <w:document xmlns:w="http://schemas.openxmlformats.org/wordprocessingml/2006/main" xmlns:m="http://schemas.openxmlformats.org/officeDocument/2006/math" xmlns:r="http://schemas.openxmlformats.org/officeDocument/2006/relationships" xmlns:o="urn:schemas-microsoft-com:office:office" xmlns:v="urn:schemas-microsoft-com:vml" xmlns:w10="urn:schemas-microsoft-com:office:word" xmlns:a="http://schemas.openxmlformats.org/drawingml/2006/main" xmlns:pic="http://schemas.openxmlformats.org/drawingml/2006/picture" xmlns:wp="http://schemas.openxmlformats.org/drawingml/2006/wordprocessingDrawing">
   <w:body>
-    <w:bookmarkStart w:id="10" w:name="X40b935b031fc3d589964603713bf844fc60db52"/>
+    <w:bookmarkStart w:id="10" w:name="Xd9a5aadbc16cfb061abfd15f8131c4ec0f42f7f"/>
     <w:p>
       <w:pPr>
         <w:pStyle w:val="Heading1"/>
       </w:pPr>
       <w:r>
-        <w:t xml:space="preserve">Do flood susceptibility models know more than the flood record? Evidence from radar-observed floods in Bangladesh</w:t>
+        <w:t xml:space="preserve">When do flood susceptibility models beat the flood record? Evidence from radar-observed floods in Bangladesh</w:t>
       </w:r>
     </w:p>
     <w:p>

--- a/docs/paper/submission/title_page.docx
+++ b/docs/paper/submission/title_page.docx
@@ -2,10 +2,9 @@
 <file path=word/document.xml><?xml version="1.0" encoding="utf-8"?>
 <w:document xmlns:w="http://schemas.openxmlformats.org/wordprocessingml/2006/main" xmlns:m="http://schemas.openxmlformats.org/officeDocument/2006/math" xmlns:r="http://schemas.openxmlformats.org/officeDocument/2006/relationships" xmlns:o="urn:schemas-microsoft-com:office:office" xmlns:v="urn:schemas-microsoft-com:vml" xmlns:w10="urn:schemas-microsoft-com:office:word" xmlns:a="http://schemas.openxmlformats.org/drawingml/2006/main" xmlns:pic="http://schemas.openxmlformats.org/drawingml/2006/picture" xmlns:wp="http://schemas.openxmlformats.org/drawingml/2006/wordprocessingDrawing">
   <w:body>
-    <w:bookmarkStart w:id="10" w:name="Xd9a5aadbc16cfb061abfd15f8131c4ec0f42f7f"/>
     <w:p>
       <w:pPr>
-        <w:pStyle w:val="Heading1"/>
+        <w:pStyle w:val="Title"/>
       </w:pPr>
       <w:r>
         <w:t xml:space="preserve">When do flood susceptibility models beat the flood record? Evidence from radar-observed floods in Bangladesh</w:t>
@@ -150,7 +149,6 @@
       </w:r>
     </w:p>
     <w:bookmarkEnd w:id="9"/>
-    <w:bookmarkEnd w:id="10"/>
     <w:sectPr>
       <w:footnotePr>
         <w:numRestart w:val="eachSect"/>
@@ -272,7 +270,7 @@
   <w:docDefaults>
     <w:rPrDefault>
       <w:rPr>
-        <w:rFonts w:asciiTheme="minorHAnsi" w:cstheme="minorBidi" w:eastAsiaTheme="minorEastAsia" w:hAnsiTheme="minorHAnsi"/>
+        <w:rFonts w:ascii="Times New Roman" w:cs="Times New Roman" w:eastAsia="Times New Roman" w:hAnsi="Times New Roman"/>
         <w:sz w:val="24"/>
         <w:szCs w:val="24"/>
         <w:lang w:bidi="ar-SA" w:eastAsia="zh-CN" w:val="en-US"/>
@@ -288,6 +286,9 @@
   <w:style w:default="1" w:styleId="Normal" w:type="paragraph">
     <w:name w:val="Normal"/>
     <w:qFormat/>
+    <w:rPr>
+      <w:rFonts w:ascii="Times New Roman" w:hAnsi="Times New Roman"/>
+    </w:rPr>
   </w:style>
   <w:style w:styleId="BodyText" w:type="paragraph">
     <w:name w:val="Body Text"/>
@@ -297,12 +298,18 @@
     <w:pPr>
       <w:spacing w:after="180" w:before="180"/>
     </w:pPr>
+    <w:rPr>
+      <w:rFonts w:ascii="Times New Roman" w:hAnsi="Times New Roman"/>
+    </w:rPr>
   </w:style>
   <w:style w:customStyle="1" w:styleId="FirstParagraph" w:type="paragraph">
     <w:name w:val="First Paragraph"/>
     <w:basedOn w:val="BodyText"/>
     <w:next w:val="BodyText"/>
     <w:qFormat/>
+    <w:rPr>
+      <w:rFonts w:ascii="Times New Roman" w:hAnsi="Times New Roman"/>
+    </w:rPr>
   </w:style>
   <w:style w:customStyle="1" w:styleId="Compact" w:type="paragraph">
     <w:name w:val="Compact"/>
@@ -311,6 +318,9 @@
     <w:pPr>
       <w:spacing w:after="36" w:before="36"/>
     </w:pPr>
+    <w:rPr>
+      <w:rFonts w:ascii="Times New Roman" w:hAnsi="Times New Roman"/>
+    </w:rPr>
   </w:style>
   <w:style w:styleId="Title" w:type="paragraph">
     <w:name w:val="Title"/>
@@ -326,8 +336,10 @@
       <w:jc w:val="center"/>
     </w:pPr>
     <w:rPr>
-      <w:rFonts w:asciiTheme="majorHAnsi" w:cstheme="majorBidi" w:eastAsiaTheme="majorEastAsia" w:hAnsiTheme="majorHAnsi"/>
-      <w:sz w:val="56"/>
+      <w:rFonts w:ascii="Times New Roman" w:cs="Times New Roman" w:eastAsia="Times New Roman" w:hAnsi="Times New Roman"/>
+      <w:b/>
+      <w:i w:val="0"/>
+      <w:sz w:val="28"/>
       <w:szCs w:val="56"/>
     </w:rPr>
   </w:style>
@@ -338,7 +350,7 @@
     <w:uiPriority w:val="10"/>
     <w:rsid w:val="00A10FD9"/>
     <w:rPr>
-      <w:rFonts w:asciiTheme="majorHAnsi" w:cstheme="majorBidi" w:eastAsiaTheme="majorEastAsia" w:hAnsiTheme="majorHAnsi"/>
+      <w:rFonts w:ascii="Times New Roman" w:cs="Times New Roman" w:eastAsia="Times New Roman" w:hAnsi="Times New Roman"/>
       <w:sz w:val="56"/>
       <w:szCs w:val="56"/>
     </w:rPr>
@@ -357,9 +369,11 @@
       </w:numPr>
     </w:pPr>
     <w:rPr>
-      <w:rFonts w:cstheme="majorBidi" w:eastAsiaTheme="majorEastAsia"/>
+      <w:rFonts w:ascii="Times New Roman" w:cs="Times New Roman" w:eastAsia="Times New Roman" w:hAnsi="Times New Roman"/>
+      <w:b w:val="0"/>
+      <w:i w:val="0"/>
       <w:spacing w:val="15"/>
-      <w:sz w:val="28"/>
+      <w:sz w:val="24"/>
       <w:szCs w:val="28"/>
     </w:rPr>
   </w:style>
@@ -370,8 +384,8 @@
     <w:uiPriority w:val="11"/>
     <w:rsid w:val="00A10FD9"/>
     <w:rPr>
-      <w:rFonts w:cstheme="majorBidi" w:eastAsiaTheme="majorEastAsia"/>
-      <w:color w:themeColor="text1" w:themeTint="A6" w:val="595959"/>
+      <w:rFonts w:ascii="Times New Roman" w:cs="Times New Roman" w:eastAsia="Times New Roman" w:hAnsi="Times New Roman"/>
+      <w:color w:val="000000"/>
       <w:spacing w:val="15"/>
       <w:sz w:val="28"/>
       <w:szCs w:val="28"/>
@@ -387,6 +401,7 @@
       <w:keepLines/>
     </w:pPr>
     <w:rPr>
+      <w:rFonts w:ascii="Times New Roman" w:hAnsi="Times New Roman"/>
       <w:sz w:val="24"/>
       <w:szCs w:val="24"/>
     </w:rPr>
@@ -401,6 +416,7 @@
       <w:keepLines/>
     </w:pPr>
     <w:rPr>
+      <w:rFonts w:ascii="Times New Roman" w:hAnsi="Times New Roman"/>
       <w:sz w:val="24"/>
       <w:szCs w:val="24"/>
     </w:rPr>
@@ -417,6 +433,7 @@
       <w:jc w:val="center"/>
     </w:pPr>
     <w:rPr>
+      <w:rFonts w:ascii="Times New Roman" w:hAnsi="Times New Roman"/>
       <w:b/>
       <w:sz w:val="20"/>
       <w:szCs w:val="20"/>
@@ -433,6 +450,7 @@
       <w:spacing w:after="300" w:before="100"/>
     </w:pPr>
     <w:rPr>
+      <w:rFonts w:ascii="Times New Roman" w:hAnsi="Times New Roman"/>
       <w:sz w:val="20"/>
       <w:szCs w:val="20"/>
     </w:rPr>
@@ -443,7 +461,9 @@
     <w:next w:val="Bibliography"/>
     <w:qFormat/>
     <w:pPr/>
-    <w:rPr/>
+    <w:rPr>
+      <w:rFonts w:ascii="Times New Roman" w:hAnsi="Times New Roman"/>
+    </w:rPr>
   </w:style>
   <w:style w:styleId="Heading1" w:type="paragraph">
     <w:name w:val="heading 1"/>
@@ -460,9 +480,11 @@
       <w:outlineLvl w:val="0"/>
     </w:pPr>
     <w:rPr>
-      <w:rFonts w:asciiTheme="majorHAnsi" w:cstheme="majorBidi" w:eastAsiaTheme="majorEastAsia" w:hAnsiTheme="majorHAnsi"/>
-      <w:color w:themeColor="accent1" w:themeShade="BF" w:val="0F4761"/>
-      <w:sz w:val="40"/>
+      <w:rFonts w:ascii="Times New Roman" w:cs="Times New Roman" w:eastAsia="Times New Roman" w:hAnsi="Times New Roman"/>
+      <w:b/>
+      <w:i w:val="0"/>
+      <w:color w:val="000000"/>
+      <w:sz w:val="24"/>
       <w:szCs w:val="40"/>
     </w:rPr>
   </w:style>
@@ -483,9 +505,11 @@
       <w:outlineLvl w:val="1"/>
     </w:pPr>
     <w:rPr>
-      <w:rFonts w:asciiTheme="majorHAnsi" w:cstheme="majorBidi" w:eastAsiaTheme="majorEastAsia" w:hAnsiTheme="majorHAnsi"/>
-      <w:color w:themeColor="accent1" w:themeShade="BF" w:val="0F4761"/>
-      <w:sz w:val="32"/>
+      <w:rFonts w:ascii="Times New Roman" w:cs="Times New Roman" w:eastAsia="Times New Roman" w:hAnsi="Times New Roman"/>
+      <w:b/>
+      <w:i/>
+      <w:color w:val="000000"/>
+      <w:sz w:val="24"/>
       <w:szCs w:val="32"/>
     </w:rPr>
   </w:style>
@@ -506,9 +530,11 @@
       <w:outlineLvl w:val="2"/>
     </w:pPr>
     <w:rPr>
-      <w:rFonts w:cstheme="majorBidi" w:eastAsiaTheme="majorEastAsia"/>
-      <w:color w:themeColor="accent1" w:themeShade="BF" w:val="0F4761"/>
-      <w:sz w:val="28"/>
+      <w:rFonts w:ascii="Times New Roman" w:cs="Times New Roman" w:eastAsia="Times New Roman" w:hAnsi="Times New Roman"/>
+      <w:b w:val="0"/>
+      <w:i/>
+      <w:color w:val="000000"/>
+      <w:sz w:val="24"/>
       <w:szCs w:val="28"/>
     </w:rPr>
   </w:style>
@@ -529,10 +555,12 @@
       <w:outlineLvl w:val="3"/>
     </w:pPr>
     <w:rPr>
-      <w:rFonts w:cstheme="majorBidi" w:eastAsiaTheme="majorEastAsia"/>
-      <w:i/>
+      <w:rFonts w:ascii="Times New Roman" w:cs="Times New Roman" w:eastAsia="Times New Roman" w:hAnsi="Times New Roman"/>
+      <w:b w:val="0"/>
+      <w:i w:val="0"/>
       <w:iCs/>
-      <w:color w:themeColor="accent1" w:themeShade="BF" w:val="0F4761"/>
+      <w:color w:val="000000"/>
+      <w:sz w:val="24"/>
     </w:rPr>
   </w:style>
   <w:style w:styleId="Heading5" w:type="paragraph">
@@ -552,8 +580,11 @@
       <w:outlineLvl w:val="4"/>
     </w:pPr>
     <w:rPr>
-      <w:rFonts w:cstheme="majorBidi" w:eastAsiaTheme="majorEastAsia"/>
-      <w:color w:themeColor="accent1" w:themeShade="BF" w:val="0F4761"/>
+      <w:rFonts w:ascii="Times New Roman" w:cs="Times New Roman" w:eastAsia="Times New Roman" w:hAnsi="Times New Roman"/>
+      <w:b w:val="0"/>
+      <w:i w:val="0"/>
+      <w:color w:val="000000"/>
+      <w:sz w:val="24"/>
     </w:rPr>
   </w:style>
   <w:style w:styleId="Heading6" w:type="paragraph">
@@ -573,10 +604,12 @@
       <w:outlineLvl w:val="5"/>
     </w:pPr>
     <w:rPr>
-      <w:rFonts w:cstheme="majorBidi" w:eastAsiaTheme="majorEastAsia"/>
-      <w:i/>
+      <w:rFonts w:ascii="Times New Roman" w:cs="Times New Roman" w:eastAsia="Times New Roman" w:hAnsi="Times New Roman"/>
+      <w:b w:val="0"/>
+      <w:i w:val="0"/>
       <w:iCs/>
-      <w:color w:themeColor="text1" w:themeTint="A6" w:val="595959"/>
+      <w:color w:val="000000"/>
+      <w:sz w:val="24"/>
     </w:rPr>
   </w:style>
   <w:style w:styleId="Heading7" w:type="paragraph">
@@ -596,8 +629,11 @@
       <w:outlineLvl w:val="6"/>
     </w:pPr>
     <w:rPr>
-      <w:rFonts w:cstheme="majorBidi" w:eastAsiaTheme="majorEastAsia"/>
-      <w:color w:themeColor="text1" w:themeTint="A6" w:val="595959"/>
+      <w:rFonts w:ascii="Times New Roman" w:cs="Times New Roman" w:eastAsia="Times New Roman" w:hAnsi="Times New Roman"/>
+      <w:b w:val="0"/>
+      <w:i w:val="0"/>
+      <w:color w:val="000000"/>
+      <w:sz w:val="24"/>
     </w:rPr>
   </w:style>
   <w:style w:styleId="Heading8" w:type="paragraph">
@@ -617,10 +653,12 @@
       <w:outlineLvl w:val="7"/>
     </w:pPr>
     <w:rPr>
-      <w:rFonts w:cstheme="majorBidi" w:eastAsiaTheme="majorEastAsia"/>
-      <w:i/>
+      <w:rFonts w:ascii="Times New Roman" w:cs="Times New Roman" w:eastAsia="Times New Roman" w:hAnsi="Times New Roman"/>
+      <w:b w:val="0"/>
+      <w:i w:val="0"/>
       <w:iCs/>
-      <w:color w:themeColor="text1" w:themeTint="D8" w:val="272727"/>
+      <w:color w:val="000000"/>
+      <w:sz w:val="24"/>
     </w:rPr>
   </w:style>
   <w:style w:styleId="Heading9" w:type="paragraph">
@@ -640,8 +678,11 @@
       <w:outlineLvl w:val="8"/>
     </w:pPr>
     <w:rPr>
-      <w:rFonts w:cstheme="majorBidi" w:eastAsiaTheme="majorEastAsia"/>
-      <w:color w:themeColor="text1" w:themeTint="D8" w:val="272727"/>
+      <w:rFonts w:ascii="Times New Roman" w:cs="Times New Roman" w:eastAsia="Times New Roman" w:hAnsi="Times New Roman"/>
+      <w:b w:val="0"/>
+      <w:i w:val="0"/>
+      <w:color w:val="000000"/>
+      <w:sz w:val="24"/>
     </w:rPr>
   </w:style>
   <w:style w:customStyle="1" w:styleId="Heading1Char" w:type="character">
@@ -651,8 +692,8 @@
     <w:uiPriority w:val="9"/>
     <w:rsid w:val="00A10FD9"/>
     <w:rPr>
-      <w:rFonts w:asciiTheme="majorHAnsi" w:cstheme="majorBidi" w:eastAsiaTheme="majorEastAsia" w:hAnsiTheme="majorHAnsi"/>
-      <w:color w:themeColor="accent1" w:themeShade="BF" w:val="0F4761"/>
+      <w:rFonts w:ascii="Times New Roman" w:cs="Times New Roman" w:eastAsia="Times New Roman" w:hAnsi="Times New Roman"/>
+      <w:color w:val="000000"/>
       <w:sz w:val="40"/>
       <w:szCs w:val="40"/>
     </w:rPr>
@@ -665,8 +706,8 @@
     <w:semiHidden/>
     <w:rsid w:val="00A10FD9"/>
     <w:rPr>
-      <w:rFonts w:asciiTheme="majorHAnsi" w:cstheme="majorBidi" w:eastAsiaTheme="majorEastAsia" w:hAnsiTheme="majorHAnsi"/>
-      <w:color w:themeColor="accent1" w:themeShade="BF" w:val="0F4761"/>
+      <w:rFonts w:ascii="Times New Roman" w:cs="Times New Roman" w:eastAsia="Times New Roman" w:hAnsi="Times New Roman"/>
+      <w:color w:val="000000"/>
       <w:sz w:val="32"/>
       <w:szCs w:val="32"/>
     </w:rPr>
@@ -679,8 +720,8 @@
     <w:semiHidden/>
     <w:rsid w:val="00A10FD9"/>
     <w:rPr>
-      <w:rFonts w:cstheme="majorBidi" w:eastAsiaTheme="majorEastAsia"/>
-      <w:color w:themeColor="accent1" w:themeShade="BF" w:val="0F4761"/>
+      <w:rFonts w:ascii="Times New Roman" w:cs="Times New Roman" w:eastAsia="Times New Roman" w:hAnsi="Times New Roman"/>
+      <w:color w:val="000000"/>
       <w:sz w:val="28"/>
       <w:szCs w:val="28"/>
     </w:rPr>
@@ -693,10 +734,10 @@
     <w:semiHidden/>
     <w:rsid w:val="00A10FD9"/>
     <w:rPr>
-      <w:rFonts w:cstheme="majorBidi" w:eastAsiaTheme="majorEastAsia"/>
+      <w:rFonts w:ascii="Times New Roman" w:cs="Times New Roman" w:eastAsia="Times New Roman" w:hAnsi="Times New Roman"/>
       <w:i/>
       <w:iCs/>
-      <w:color w:themeColor="accent1" w:themeShade="BF" w:val="0F4761"/>
+      <w:color w:val="000000"/>
     </w:rPr>
   </w:style>
   <w:style w:customStyle="1" w:styleId="Heading5Char" w:type="character">
@@ -707,8 +748,8 @@
     <w:semiHidden/>
     <w:rsid w:val="00A10FD9"/>
     <w:rPr>
-      <w:rFonts w:cstheme="majorBidi" w:eastAsiaTheme="majorEastAsia"/>
-      <w:color w:themeColor="accent1" w:themeShade="BF" w:val="0F4761"/>
+      <w:rFonts w:ascii="Times New Roman" w:cs="Times New Roman" w:eastAsia="Times New Roman" w:hAnsi="Times New Roman"/>
+      <w:color w:val="000000"/>
     </w:rPr>
   </w:style>
   <w:style w:customStyle="1" w:styleId="Heading6Char" w:type="character">
@@ -719,10 +760,10 @@
     <w:semiHidden/>
     <w:rsid w:val="00A10FD9"/>
     <w:rPr>
-      <w:rFonts w:cstheme="majorBidi" w:eastAsiaTheme="majorEastAsia"/>
+      <w:rFonts w:ascii="Times New Roman" w:cs="Times New Roman" w:eastAsia="Times New Roman" w:hAnsi="Times New Roman"/>
       <w:i/>
       <w:iCs/>
-      <w:color w:themeColor="text1" w:themeTint="A6" w:val="595959"/>
+      <w:color w:val="000000"/>
     </w:rPr>
   </w:style>
   <w:style w:customStyle="1" w:styleId="Heading7Char" w:type="character">
@@ -733,8 +774,8 @@
     <w:semiHidden/>
     <w:rsid w:val="00A10FD9"/>
     <w:rPr>
-      <w:rFonts w:cstheme="majorBidi" w:eastAsiaTheme="majorEastAsia"/>
-      <w:color w:themeColor="text1" w:themeTint="A6" w:val="595959"/>
+      <w:rFonts w:ascii="Times New Roman" w:cs="Times New Roman" w:eastAsia="Times New Roman" w:hAnsi="Times New Roman"/>
+      <w:color w:val="000000"/>
     </w:rPr>
   </w:style>
   <w:style w:customStyle="1" w:styleId="Heading8Char" w:type="character">
@@ -745,10 +786,10 @@
     <w:semiHidden/>
     <w:rsid w:val="00A10FD9"/>
     <w:rPr>
-      <w:rFonts w:cstheme="majorBidi" w:eastAsiaTheme="majorEastAsia"/>
+      <w:rFonts w:ascii="Times New Roman" w:cs="Times New Roman" w:eastAsia="Times New Roman" w:hAnsi="Times New Roman"/>
       <w:i/>
       <w:iCs/>
-      <w:color w:themeColor="text1" w:themeTint="D8" w:val="272727"/>
+      <w:color w:val="000000"/>
     </w:rPr>
   </w:style>
   <w:style w:customStyle="1" w:styleId="Heading9Char" w:type="character">
@@ -759,8 +800,8 @@
     <w:semiHidden/>
     <w:rsid w:val="00A10FD9"/>
     <w:rPr>
-      <w:rFonts w:cstheme="majorBidi" w:eastAsiaTheme="majorEastAsia"/>
-      <w:color w:themeColor="text1" w:themeTint="D8" w:val="272727"/>
+      <w:rFonts w:ascii="Times New Roman" w:cs="Times New Roman" w:eastAsia="Times New Roman" w:hAnsi="Times New Roman"/>
+      <w:color w:val="000000"/>
     </w:rPr>
   </w:style>
   <w:style w:styleId="BlockText" w:type="paragraph">
@@ -774,6 +815,9 @@
       <w:spacing w:after="100" w:before="100"/>
       <w:ind w:firstLine="0" w:left="480" w:right="480"/>
     </w:pPr>
+    <w:rPr>
+      <w:rFonts w:ascii="Times New Roman" w:hAnsi="Times New Roman"/>
+    </w:rPr>
   </w:style>
   <w:style w:styleId="FootnoteText" w:type="paragraph">
     <w:name w:val="Footnote Text"/>
@@ -782,6 +826,9 @@
     <w:uiPriority w:val="9"/>
     <w:unhideWhenUsed/>
     <w:qFormat/>
+    <w:rPr>
+      <w:rFonts w:ascii="Times New Roman" w:hAnsi="Times New Roman"/>
+    </w:rPr>
   </w:style>
   <w:style w:styleId="FootnoteBlockText" w:type="paragraph">
     <w:name w:val="Footnote Block Text"/>
@@ -794,6 +841,9 @@
       <w:spacing w:after="100" w:before="100"/>
       <w:ind w:firstLine="0" w:left="480" w:right="480"/>
     </w:pPr>
+    <w:rPr>
+      <w:rFonts w:ascii="Times New Roman" w:hAnsi="Times New Roman"/>
+    </w:rPr>
   </w:style>
   <w:style w:default="1" w:styleId="DefaultParagraphFont" w:type="character">
     <w:name w:val="Default Paragraph Font"/>
@@ -834,12 +884,16 @@
       <w:spacing w:after="0"/>
     </w:pPr>
     <w:rPr>
+      <w:rFonts w:ascii="Times New Roman" w:hAnsi="Times New Roman"/>
       <w:b/>
     </w:rPr>
   </w:style>
   <w:style w:customStyle="1" w:styleId="Definition" w:type="paragraph">
     <w:name w:val="Definition"/>
     <w:basedOn w:val="Normal"/>
+    <w:rPr>
+      <w:rFonts w:ascii="Times New Roman" w:hAnsi="Times New Roman"/>
+    </w:rPr>
   </w:style>
   <w:style w:styleId="Caption" w:type="paragraph">
     <w:name w:val="Caption"/>
@@ -849,6 +903,7 @@
       <w:spacing w:after="120" w:before="0"/>
     </w:pPr>
     <w:rPr>
+      <w:rFonts w:ascii="Times New Roman" w:hAnsi="Times New Roman"/>
       <w:i/>
     </w:rPr>
   </w:style>
@@ -858,14 +913,23 @@
     <w:pPr>
       <w:keepNext/>
     </w:pPr>
+    <w:rPr>
+      <w:rFonts w:ascii="Times New Roman" w:hAnsi="Times New Roman"/>
+    </w:rPr>
   </w:style>
   <w:style w:customStyle="1" w:styleId="ImageCaption" w:type="paragraph">
     <w:name w:val="Image Caption"/>
     <w:basedOn w:val="Caption"/>
+    <w:rPr>
+      <w:rFonts w:ascii="Times New Roman" w:hAnsi="Times New Roman"/>
+    </w:rPr>
   </w:style>
   <w:style w:customStyle="1" w:styleId="Figure" w:type="paragraph">
     <w:name w:val="Figure"/>
     <w:basedOn w:val="Normal"/>
+    <w:rPr>
+      <w:rFonts w:ascii="Times New Roman" w:hAnsi="Times New Roman"/>
+    </w:rPr>
   </w:style>
   <w:style w:customStyle="1" w:styleId="CaptionedFigure" w:type="paragraph">
     <w:name w:val="Captioned Figure"/>
@@ -873,6 +937,9 @@
     <w:pPr>
       <w:keepNext/>
     </w:pPr>
+    <w:rPr>
+      <w:rFonts w:ascii="Times New Roman" w:hAnsi="Times New Roman"/>
+    </w:rPr>
   </w:style>
   <w:style w:customStyle="1" w:styleId="BodyTextChar" w:type="character">
     <w:name w:val="Body Text Char"/>
@@ -883,7 +950,7 @@
     <w:name w:val="Verbatim Char"/>
     <w:basedOn w:val="BodyTextChar"/>
     <w:rPr>
-      <w:rFonts w:ascii="Consolas" w:hAnsi="Consolas"/>
+      <w:rFonts w:ascii="Times New Roman" w:cs="Times New Roman" w:eastAsia="Times New Roman" w:hAnsi="Times New Roman"/>
       <w:sz w:val="22"/>
     </w:rPr>
   </w:style>
@@ -902,7 +969,7 @@
     <w:name w:val="Hyperlink"/>
     <w:basedOn w:val="BodyTextChar"/>
     <w:rPr>
-      <w:color w:themeColor="accent1" w:val="4F81BD"/>
+      <w:color w:val="000000"/>
     </w:rPr>
   </w:style>
   <w:style w:styleId="TOCHeading" w:type="paragraph">
@@ -917,10 +984,10 @@
       <w:outlineLvl w:val="9"/>
     </w:pPr>
     <w:rPr>
-      <w:rFonts w:asciiTheme="majorHAnsi" w:cstheme="majorBidi" w:eastAsiaTheme="majorEastAsia" w:hAnsiTheme="majorHAnsi"/>
+      <w:rFonts w:ascii="Times New Roman" w:cs="Times New Roman" w:eastAsia="Times New Roman" w:hAnsi="Times New Roman"/>
       <w:b w:val="0"/>
       <w:bCs w:val="0"/>
-      <w:color w:themeColor="accent1" w:themeShade="BF" w:val="365F91"/>
+      <w:color w:val="000000"/>
     </w:rPr>
   </w:style>
   <w:style w:type="paragraph" w:customStyle="1" w:styleId="SourceCode">
